--- a/BRIGHT START EDUCATION SUPPORT SYSTEM.docx
+++ b/BRIGHT START EDUCATION SUPPORT SYSTEM.docx
@@ -14,20 +14,31 @@
           <w:szCs w:val="52"/>
         </w:rPr>
       </w:pPr>
+    </w:p>
+    <w:p>
+      <w:pPr>
+        <w:rPr>
+          <w:b/>
+          <w:bCs/>
+          <w:color w:val="FF6600"/>
+          <w:sz w:val="52"/>
+          <w:szCs w:val="52"/>
+        </w:rPr>
+      </w:pPr>
       <w:r>
         <w:rPr>
           <w:b/>
           <w:bCs/>
           <w:noProof/>
-          <w:color w:val="000000"/>
+          <w:color w:val="FF6600"/>
           <w:sz w:val="52"/>
           <w:szCs w:val="52"/>
         </w:rPr>
         <w:drawing>
-          <wp:inline distT="0" distB="0" distL="0" distR="0" wp14:anchorId="7942E085" wp14:editId="2A185494">
-            <wp:extent cx="2762250" cy="2000250"/>
-            <wp:effectExtent l="0" t="0" r="0" b="0"/>
-            <wp:docPr id="2105421027" name="Picture 1"/>
+          <wp:inline distT="0" distB="0" distL="0" distR="0" wp14:anchorId="11E111EE" wp14:editId="6B731AE1">
+            <wp:extent cx="6931025" cy="5000625"/>
+            <wp:effectExtent l="0" t="0" r="3175" b="9525"/>
+            <wp:docPr id="76413660" name="Picture 1"/>
             <wp:cNvGraphicFramePr>
               <a:graphicFrameLocks xmlns:a="http://schemas.openxmlformats.org/drawingml/2006/main" noChangeAspect="1"/>
             </wp:cNvGraphicFramePr>
@@ -35,11 +46,11 @@
               <a:graphicData uri="http://schemas.openxmlformats.org/drawingml/2006/picture">
                 <pic:pic xmlns:pic="http://schemas.openxmlformats.org/drawingml/2006/picture">
                   <pic:nvPicPr>
-                    <pic:cNvPr id="2105421027" name="Picture 2105421027"/>
+                    <pic:cNvPr id="76413660" name="Picture 76413660"/>
                     <pic:cNvPicPr/>
                   </pic:nvPicPr>
                   <pic:blipFill>
-                    <a:blip r:embed="rId8" cstate="print">
+                    <a:blip r:embed="rId8">
                       <a:extLst>
                         <a:ext uri="{28A0092B-C50C-407E-A947-70E740481C1C}">
                           <a14:useLocalDpi xmlns:a14="http://schemas.microsoft.com/office/drawing/2010/main" val="0"/>
@@ -53,7 +64,7 @@
                   <pic:spPr>
                     <a:xfrm>
                       <a:off x="0" y="0"/>
-                      <a:ext cx="2762250" cy="2000250"/>
+                      <a:ext cx="6943205" cy="5009413"/>
                     </a:xfrm>
                     <a:prstGeom prst="rect">
                       <a:avLst/>
@@ -65,11 +76,7 @@
           </wp:inline>
         </w:drawing>
       </w:r>
-    </w:p>
-    <w:p>
-      <w:pPr>
-        <w:spacing w:before="1440" w:after="120"/>
-        <w:jc w:val="center"/>
+      <w:r>
         <w:rPr>
           <w:b/>
           <w:bCs/>
@@ -77,213 +84,6 @@
           <w:sz w:val="52"/>
           <w:szCs w:val="52"/>
         </w:rPr>
-      </w:pPr>
-      <w:r>
-        <w:rPr>
-          <w:b/>
-          <w:bCs/>
-          <w:color w:val="EB9803"/>
-          <w:sz w:val="52"/>
-          <w:szCs w:val="52"/>
-        </w:rPr>
-        <w:t>BRIGHT START EDUCATION SUPPORT SYSTEM</w:t>
-      </w:r>
-    </w:p>
-    <w:p>
-      <w:pPr>
-        <w:spacing w:after="80"/>
-        <w:jc w:val="center"/>
-      </w:pPr>
-      <w:r>
-        <w:rPr>
-          <w:b/>
-          <w:bCs/>
-          <w:color w:val="000000"/>
-          <w:sz w:val="32"/>
-          <w:szCs w:val="32"/>
-        </w:rPr>
-        <w:t>Task 1: Project Plan</w:t>
-      </w:r>
-    </w:p>
-    <w:p>
-      <w:pPr>
-        <w:spacing w:before="80" w:after="80"/>
-        <w:jc w:val="center"/>
-      </w:pPr>
-      <w:r>
-        <w:rPr>
-          <w:color w:val="000000"/>
-          <w:sz w:val="24"/>
-          <w:szCs w:val="24"/>
-        </w:rPr>
-        <w:t>_______________________________________________</w:t>
-      </w:r>
-    </w:p>
-    <w:p>
-      <w:pPr>
-        <w:spacing w:before="80" w:after="40"/>
-        <w:jc w:val="center"/>
-      </w:pPr>
-      <w:r>
-        <w:rPr>
-          <w:color w:val="555555"/>
-          <w:sz w:val="22"/>
-          <w:szCs w:val="22"/>
-        </w:rPr>
-        <w:t>Submitted by:</w:t>
-      </w:r>
-    </w:p>
-    <w:p>
-      <w:pPr>
-        <w:spacing w:before="40" w:after="40"/>
-        <w:jc w:val="center"/>
-        <w:rPr>
-          <w:color w:val="404040"/>
-        </w:rPr>
-      </w:pPr>
-      <w:r>
-        <w:rPr>
-          <w:color w:val="404040"/>
-        </w:rPr>
-        <w:t>Keabetswe</w:t>
-      </w:r>
-      <w:r>
-        <w:rPr>
-          <w:color w:val="404040"/>
-        </w:rPr>
-        <w:t xml:space="preserve"> Modiba</w:t>
-      </w:r>
-      <w:r>
-        <w:rPr>
-          <w:color w:val="404040"/>
-        </w:rPr>
-        <w:t xml:space="preserve"> (Project Manager</w:t>
-      </w:r>
-      <w:r>
-        <w:rPr>
-          <w:color w:val="404040"/>
-        </w:rPr>
-        <w:t xml:space="preserve">/Leader) </w:t>
-      </w:r>
-      <w:r>
-        <w:rPr>
-          <w:color w:val="404040"/>
-        </w:rPr>
-        <w:t>-ST10438507</w:t>
-      </w:r>
-    </w:p>
-    <w:p>
-      <w:pPr>
-        <w:spacing w:before="40" w:after="40"/>
-        <w:jc w:val="center"/>
-        <w:rPr>
-          <w:color w:val="404040"/>
-        </w:rPr>
-      </w:pPr>
-      <w:r>
-        <w:rPr>
-          <w:color w:val="404040"/>
-        </w:rPr>
-        <w:t>Chantal</w:t>
-      </w:r>
-      <w:r>
-        <w:rPr>
-          <w:color w:val="404040"/>
-        </w:rPr>
-        <w:t xml:space="preserve"> Mafa (Systems Analyst)</w:t>
-      </w:r>
-      <w:r>
-        <w:rPr>
-          <w:color w:val="404040"/>
-        </w:rPr>
-        <w:t>-ST10444319</w:t>
-      </w:r>
-    </w:p>
-    <w:p>
-      <w:pPr>
-        <w:spacing w:before="40" w:after="40"/>
-        <w:jc w:val="center"/>
-        <w:rPr>
-          <w:color w:val="404040"/>
-        </w:rPr>
-      </w:pPr>
-      <w:r>
-        <w:rPr>
-          <w:color w:val="404040"/>
-        </w:rPr>
-        <w:t>Dennis Moima (</w:t>
-      </w:r>
-      <w:r>
-        <w:rPr>
-          <w:color w:val="404040"/>
-        </w:rPr>
-        <w:t xml:space="preserve">QA Tester) </w:t>
-      </w:r>
-      <w:r>
-        <w:rPr>
-          <w:color w:val="404040"/>
-        </w:rPr>
-        <w:t>ST10451932</w:t>
-      </w:r>
-    </w:p>
-    <w:p>
-      <w:pPr>
-        <w:spacing w:before="40" w:after="40"/>
-        <w:jc w:val="center"/>
-      </w:pPr>
-      <w:r>
-        <w:rPr>
-          <w:color w:val="404040"/>
-        </w:rPr>
-        <w:t xml:space="preserve"> Kgothatso Magatsela (</w:t>
-      </w:r>
-      <w:r>
-        <w:rPr>
-          <w:color w:val="404040"/>
-        </w:rPr>
-        <w:t>Developer</w:t>
-      </w:r>
-      <w:r>
-        <w:rPr>
-          <w:color w:val="404040"/>
-        </w:rPr>
-        <w:t>)</w:t>
-      </w:r>
-      <w:r>
-        <w:rPr>
-          <w:color w:val="404040"/>
-        </w:rPr>
-        <w:t>ST10448288</w:t>
-      </w:r>
-    </w:p>
-    <w:p>
-      <w:pPr>
-        <w:spacing w:before="200" w:after="80"/>
-        <w:jc w:val="center"/>
-      </w:pPr>
-      <w:r>
-        <w:rPr>
-          <w:b/>
-          <w:bCs/>
-          <w:color w:val="000000"/>
-          <w:sz w:val="24"/>
-          <w:szCs w:val="24"/>
-        </w:rPr>
-        <w:t>202</w:t>
-      </w:r>
-      <w:r>
-        <w:rPr>
-          <w:b/>
-          <w:bCs/>
-          <w:color w:val="000000"/>
-          <w:sz w:val="24"/>
-          <w:szCs w:val="24"/>
-        </w:rPr>
-        <w:t>6</w:t>
-      </w:r>
-    </w:p>
-    <w:p>
-      <w:r>
         <w:br w:type="page"/>
       </w:r>
     </w:p>
@@ -4592,15 +4392,7 @@
         <w:spacing w:before="80" w:after="80" w:line="276" w:lineRule="auto"/>
       </w:pPr>
       <w:r>
-        <w:t xml:space="preserve">In this stage, the project team gathers and </w:t>
-      </w:r>
-      <w:proofErr w:type="spellStart"/>
-      <w:r>
-        <w:t>analyzes</w:t>
-      </w:r>
-      <w:proofErr w:type="spellEnd"/>
-      <w:r>
-        <w:t xml:space="preserve"> requirements from the management and program coordinators. The objective is to understand the operational needs of the organization and determine what features the system must provide.</w:t>
+        <w:t>In this stage, the project team gathers and analyzes requirements from the management and program coordinators. The objective is to understand the operational needs of the organization and determine what features the system must provide.</w:t>
       </w:r>
     </w:p>
     <w:p>
@@ -4689,15 +4481,7 @@
         <w:spacing w:before="80" w:after="80" w:line="276" w:lineRule="auto"/>
       </w:pPr>
       <w:r>
-        <w:t xml:space="preserve">The collected requirements are </w:t>
-      </w:r>
-      <w:proofErr w:type="spellStart"/>
-      <w:r>
-        <w:t>analyzed</w:t>
-      </w:r>
-      <w:proofErr w:type="spellEnd"/>
-      <w:r>
-        <w:t xml:space="preserve"> to determine how the system will operate. The project team identifies how technology can improve efficiency.</w:t>
+        <w:t>The collected requirements are analyzed to determine how the system will operate. The project team identifies how technology can improve efficiency.</w:t>
       </w:r>
     </w:p>
     <w:p>
@@ -18474,23 +18258,7 @@
                 <w:sz w:val="18"/>
                 <w:szCs w:val="18"/>
               </w:rPr>
-              <w:t xml:space="preserve">Reduce costs by using </w:t>
-            </w:r>
-            <w:proofErr w:type="gramStart"/>
-            <w:r>
-              <w:rPr>
-                <w:sz w:val="18"/>
-                <w:szCs w:val="18"/>
-              </w:rPr>
-              <w:t>open source</w:t>
-            </w:r>
-            <w:proofErr w:type="gramEnd"/>
-            <w:r>
-              <w:rPr>
-                <w:sz w:val="18"/>
-                <w:szCs w:val="18"/>
-              </w:rPr>
-              <w:t xml:space="preserve"> software and cloud services. Monitor expenditure weekly and adjust scope if necessary to stay within budget.</w:t>
+              <w:t>Reduce costs by using open source software and cloud services. Monitor expenditure weekly and adjust scope if necessary to stay within budget.</w:t>
             </w:r>
           </w:p>
         </w:tc>
@@ -21842,21 +21610,12 @@
       <w:pPr>
         <w:spacing w:before="80"/>
       </w:pPr>
-      <w:proofErr w:type="spellStart"/>
       <w:r>
         <w:rPr>
           <w:b/>
           <w:bCs/>
         </w:rPr>
-        <w:t>Matome</w:t>
-      </w:r>
-      <w:proofErr w:type="spellEnd"/>
-      <w:r>
-        <w:rPr>
-          <w:b/>
-          <w:bCs/>
-        </w:rPr>
-        <w:t xml:space="preserve"> Modise</w:t>
+        <w:t>Matome Modise</w:t>
       </w:r>
     </w:p>
     <w:p>
@@ -22476,13 +22235,8 @@
       <w:pPr>
         <w:spacing w:before="80" w:after="80" w:line="276" w:lineRule="auto"/>
       </w:pPr>
-      <w:proofErr w:type="spellStart"/>
-      <w:r>
-        <w:t>Matlapula</w:t>
-      </w:r>
-      <w:proofErr w:type="spellEnd"/>
-      <w:r>
-        <w:t xml:space="preserve"> Secondary School</w:t>
+      <w:r>
+        <w:t>Matlapula Secondary School</w:t>
       </w:r>
     </w:p>
     <w:p>
@@ -22763,15 +22517,7 @@
             <w:b/>
             <w:bCs/>
           </w:rPr>
-          <w:t>https://github.com/</w:t>
-        </w:r>
-        <w:r>
-          <w:rPr>
-            <w:rStyle w:val="Hyperlink"/>
-            <w:b/>
-            <w:bCs/>
-          </w:rPr>
-          <w:t>DraxlerSosa/Bright-Start-Education-Support-System</w:t>
+          <w:t>https://github.com/DraxlerSosa/Bright-Start-Education-Support-System</w:t>
         </w:r>
       </w:hyperlink>
     </w:p>
